--- a/Task3a/Gathering Feedback Template - completed.docx
+++ b/Task3a/Gathering Feedback Template - completed.docx
@@ -376,7 +376,8 @@
         <w:pStyle w:val="Heading1"/>
       </w:pPr>
       <w:r>
-        <w:t xml:space="preserve">Plan for Feedback</w:t>
+        <w:lastRenderedPageBreak/>
+        <w:t>Plan for Feedback</w:t>
       </w:r>
     </w:p>
     <w:p/>
@@ -388,7 +389,7 @@
         </w:rPr>
       </w:pPr>
       <w:r>
-        <w:t xml:space="preserve">To gather useful feedback on the Greenfield Local Hub web application, I will use a mixture of questionnaires, observations and a paired coding review. This will help me collect both written opinions and more practical feedback from people while they are actually using the website. The feedback will be aimed at non-technical users such as customers who may want to buy local products, producers who may use the dashboard to manage products and orders, and a technical user who can comment on the code and security side of the project.</w:t>
+        <w:t>To gather useful feedback on the Greenfield Local Hub web application, I will use a mixture of questionnaires, observations and a paired coding review. This will help me collect both written opinions and more practical feedback from people while they are actually using the website. The feedback will be aimed at non-technical users such as customers who may want to buy local products, producers who may use the dashboard to manage products and orders, and a technical user who can comment on the code and security side of the project.</w:t>
       </w:r>
     </w:p>
     <w:p>
@@ -399,7 +400,7 @@
         </w:rPr>
       </w:pPr>
       <w:r>
-        <w:t xml:space="preserve">The main areas I will ask users to look at are the home page, product catalogue, product details page, producer pages, shopping basket, checkout, address pages, order history, loyalty rewards and the producer dashboard. I will also ask them to comment on the accessibility features such as dark mode, high contrast mode, text size controls and the read page option. This should help me find out if the site is clear, easy to use, and suitable for the target audience.</w:t>
+        <w:t>The main areas I will ask users to look at are the home page, product catalogue, product details page, producer pages, shopping basket, checkout, address pages, order history, loyalty rewards and the producer dashboard. I will also ask them to comment on the accessibility features such as dark mode, high contrast mode, text size controls and the read page option. This should help me find out if the site is clear, easy to use, and suitable for the target audience.</w:t>
       </w:r>
     </w:p>
     <w:p/>
@@ -408,10 +409,89 @@
         <w:pStyle w:val="Heading1"/>
       </w:pPr>
       <w:r>
-        <w:t xml:space="preserve">Method of Use</w:t>
+        <w:t>Method of Use</w:t>
       </w:r>
     </w:p>
     <w:p/>
+    <w:p>
+      <w:r>
+        <w:t>Non-Technical Questionnaire</w:t>
+      </w:r>
+      <w:r>
+        <w:t xml:space="preserve">: </w:t>
+      </w:r>
+      <w:hyperlink r:id="rId5" w:history="1">
+        <w:r>
+          <w:rPr>
+            <w:rStyle w:val="Hyperlink"/>
+          </w:rPr>
+          <w:t>https://forms.cloud.microsoft/e/b</w:t>
+        </w:r>
+        <w:r>
+          <w:rPr>
+            <w:rStyle w:val="Hyperlink"/>
+          </w:rPr>
+          <w:t>h</w:t>
+        </w:r>
+        <w:r>
+          <w:rPr>
+            <w:rStyle w:val="Hyperlink"/>
+          </w:rPr>
+          <w:t>T</w:t>
+        </w:r>
+        <w:r>
+          <w:rPr>
+            <w:rStyle w:val="Hyperlink"/>
+          </w:rPr>
+          <w:t>S</w:t>
+        </w:r>
+        <w:r>
+          <w:rPr>
+            <w:rStyle w:val="Hyperlink"/>
+          </w:rPr>
+          <w:t>Zdpprk</w:t>
+        </w:r>
+      </w:hyperlink>
+    </w:p>
+    <w:p>
+      <w:r>
+        <w:t>Non-Technical Questionnaire (</w:t>
+      </w:r>
+      <w:r>
+        <w:rPr>
+          <w:u w:val="single"/>
+        </w:rPr>
+        <w:t>Collaborate Link</w:t>
+      </w:r>
+      <w:r>
+        <w:t xml:space="preserve">): </w:t>
+      </w:r>
+      <w:hyperlink r:id="rId6" w:history="1">
+        <w:r>
+          <w:rPr>
+            <w:rStyle w:val="Hyperlink"/>
+          </w:rPr>
+          <w:t>https://forms.cloud.microsoft/Pages/DesignPageV2.aspx?subpage=design&amp;FormId=sNuNM79BBkaNEj2F</w:t>
+        </w:r>
+        <w:r>
+          <w:rPr>
+            <w:rStyle w:val="Hyperlink"/>
+          </w:rPr>
+          <w:t>T</w:t>
+        </w:r>
+        <w:r>
+          <w:rPr>
+            <w:rStyle w:val="Hyperlink"/>
+          </w:rPr>
+          <w:t>Snwybcof-qqCoNIiTduGTaqczNUREFIUUVFS0pWQjNXUlowNlNGTUpEWEJTNi4u&amp;Token=5bada7d4e4b741eb90836639cd55f883</w:t>
+        </w:r>
+      </w:hyperlink>
+    </w:p>
+    <w:p>
+      <w:r>
+        <w:t>For the questionnaire method, I will create an online form for non-technical users after they have tested the Greenfield Local Hub website. The questions will use simple language so the users do not need to understand coding terms. I will include rating questions for things like navigation, page layout, product information, checkout and accessibility, as well as open questions so users can explain what they liked and what they found confusing.</w:t>
+      </w:r>
+    </w:p>
     <w:p>
       <w:pPr>
         <w:rPr>
@@ -419,9 +499,117 @@
           <w:szCs w:val="24"/>
         </w:rPr>
       </w:pPr>
-      <w:r>
-        <w:t xml:space="preserve">For the questionnaire method, I will create an online form for non-technical users after they have tested the Greenfield Local Hub website. The questions will use simple language so the users do not need to understand coding terms. I will include rating questions for things like navigation, page layout, product information, checkout and accessibility, as well as open questions so users can explain what they liked and what they found confusing.</w:t>
-      </w:r>
+    </w:p>
+    <w:p>
+      <w:r>
+        <w:t>For the observation method, I will give the user a short list of tasks to complete on the website. These tasks will include finding a product, viewing a producer, adding an item to the basket, changing the quantity, going through checkout, checking an order and looking at the loyalty area. I will record whether they complete each task, where they hesitate, and any comments they make while using the site. This will be useful because it shows the real problems users face, not just what they remember afterwards.</w:t>
+      </w:r>
+      <w:r>
+        <w:t xml:space="preserve"> </w:t>
+      </w:r>
+      <w:r>
+        <w:t>The data will be collected using a word document unlike the other methods.</w:t>
+      </w:r>
+    </w:p>
+    <w:p/>
+    <w:p>
+      <w:r>
+        <w:t xml:space="preserve">Technical Paired Code Review: </w:t>
+      </w:r>
+      <w:hyperlink r:id="rId7" w:history="1">
+        <w:r>
+          <w:rPr>
+            <w:rStyle w:val="Hyperlink"/>
+          </w:rPr>
+          <w:t>https://forms.cloud.microsoft/e/</w:t>
+        </w:r>
+        <w:r>
+          <w:rPr>
+            <w:rStyle w:val="Hyperlink"/>
+          </w:rPr>
+          <w:t>4</w:t>
+        </w:r>
+        <w:r>
+          <w:rPr>
+            <w:rStyle w:val="Hyperlink"/>
+          </w:rPr>
+          <w:t>3Q</w:t>
+        </w:r>
+        <w:r>
+          <w:rPr>
+            <w:rStyle w:val="Hyperlink"/>
+          </w:rPr>
+          <w:t>D</w:t>
+        </w:r>
+        <w:r>
+          <w:rPr>
+            <w:rStyle w:val="Hyperlink"/>
+          </w:rPr>
+          <w:t>zmabUJ</w:t>
+        </w:r>
+      </w:hyperlink>
+    </w:p>
+    <w:p>
+      <w:r>
+        <w:t>Technical Paired Code Review</w:t>
+      </w:r>
+      <w:r>
+        <w:t xml:space="preserve"> (</w:t>
+      </w:r>
+      <w:r>
+        <w:rPr>
+          <w:u w:val="single"/>
+        </w:rPr>
+        <w:t>Collaborate Link</w:t>
+      </w:r>
+      <w:r>
+        <w:t>)</w:t>
+      </w:r>
+      <w:r>
+        <w:t>:</w:t>
+      </w:r>
+      <w:r>
+        <w:t xml:space="preserve"> </w:t>
+      </w:r>
+      <w:hyperlink r:id="rId8" w:history="1">
+        <w:r>
+          <w:rPr>
+            <w:rStyle w:val="Hyperlink"/>
+          </w:rPr>
+          <w:t>https://for</w:t>
+        </w:r>
+        <w:r>
+          <w:rPr>
+            <w:rStyle w:val="Hyperlink"/>
+          </w:rPr>
+          <w:t>m</w:t>
+        </w:r>
+        <w:r>
+          <w:rPr>
+            <w:rStyle w:val="Hyperlink"/>
+          </w:rPr>
+          <w:t>s.cloud.microsoft/Pages/DesignPageV2.aspx?subpage=design&amp;FormId=sNuNM79BBkaNEj2FTS</w:t>
+        </w:r>
+        <w:r>
+          <w:rPr>
+            <w:rStyle w:val="Hyperlink"/>
+          </w:rPr>
+          <w:t>n</w:t>
+        </w:r>
+        <w:r>
+          <w:rPr>
+            <w:rStyle w:val="Hyperlink"/>
+          </w:rPr>
+          <w:t>wybcof-</w:t>
+        </w:r>
+        <w:r>
+          <w:rPr>
+            <w:rStyle w:val="Hyperlink"/>
+          </w:rPr>
+          <w:lastRenderedPageBreak/>
+          <w:t>qqCoNIiTduGTaqczNUQlhMTzhOV1k5NDFFQkZEN1A4NzZHUzI2My4u&amp;Token=77f8a91fdabe4bb98156482d78bf3367</w:t>
+        </w:r>
+      </w:hyperlink>
     </w:p>
     <w:p>
       <w:pPr>
@@ -431,18 +619,7 @@
         </w:rPr>
       </w:pPr>
       <w:r>
-        <w:t xml:space="preserve">For the observation method, I will give the user a short list of tasks to complete on the website. These tasks will include finding a product, viewing a producer, adding an item to the basket, changing the quantity, going through checkout, checking an order and looking at the loyalty area. I will record whether they complete each task, where they hesitate, and any comments they make while using the site. This will be useful because it shows the real problems users face, not just what they remember afterwards.</w:t>
-      </w:r>
-    </w:p>
-    <w:p>
-      <w:pPr>
-        <w:rPr>
-          <w:sz w:val="24"/>
-          <w:szCs w:val="24"/>
-        </w:rPr>
-      </w:pPr>
-      <w:r>
-        <w:t xml:space="preserve">For the technical audience, I will use a paired coding review with someone who understands web development. I will ask them to look at the main MVC structure, controllers, models, views, database use, account roles and any security issues. This will be recorded on a feedback sheet with comments on what works well, what could cause problems, and what should be improved first. I will compare the feedback from all methods so that repeated issues are treated as higher priority.</w:t>
+        <w:t>For the technical audience, I will use a paired coding review with someone who understands web development. I will ask them to look at the main MVC structure, controllers, models, views, database use, account roles and any security issues. This will be recorded on a feedback sheet with comments on what works well, what could cause problems, and what should be improved first. I will compare the feedback from all methods so that repeated issues are treated as higher priority.</w:t>
       </w:r>
     </w:p>
     <w:sectPr>
@@ -1163,6 +1340,7 @@
     <w:lsdException w:name="HTML Sample" w:semiHidden="1" w:unhideWhenUsed="1"/>
     <w:lsdException w:name="HTML Typewriter" w:semiHidden="1" w:unhideWhenUsed="1"/>
     <w:lsdException w:name="HTML Variable" w:semiHidden="1" w:unhideWhenUsed="1"/>
+    <w:lsdException w:name="Normal Table" w:semiHidden="1" w:unhideWhenUsed="1"/>
     <w:lsdException w:name="annotation subject" w:semiHidden="1" w:unhideWhenUsed="1"/>
     <w:lsdException w:name="No List" w:semiHidden="1" w:unhideWhenUsed="1"/>
     <w:lsdException w:name="Outline List 1" w:semiHidden="1" w:unhideWhenUsed="1"/>
@@ -1205,8 +1383,11 @@
     <w:lsdException w:name="Table Contemporary" w:semiHidden="1" w:unhideWhenUsed="1"/>
     <w:lsdException w:name="Table Elegant" w:semiHidden="1" w:unhideWhenUsed="1"/>
     <w:lsdException w:name="Table Professional" w:semiHidden="1" w:unhideWhenUsed="1"/>
+    <w:lsdException w:name="Table Subtle 1" w:semiHidden="1" w:unhideWhenUsed="1"/>
     <w:lsdException w:name="Table Subtle 2" w:semiHidden="1" w:unhideWhenUsed="1"/>
     <w:lsdException w:name="Table Web 1" w:semiHidden="1" w:unhideWhenUsed="1"/>
+    <w:lsdException w:name="Table Web 2" w:semiHidden="1" w:unhideWhenUsed="1"/>
+    <w:lsdException w:name="Table Web 3" w:semiHidden="1" w:unhideWhenUsed="1"/>
     <w:lsdException w:name="Balloon Text" w:semiHidden="1" w:unhideWhenUsed="1"/>
     <w:lsdException w:name="Table Grid" w:uiPriority="39"/>
     <w:lsdException w:name="Table Theme" w:semiHidden="1" w:unhideWhenUsed="1"/>
@@ -1506,6 +1687,41 @@
       <w:szCs w:val="32"/>
     </w:rPr>
   </w:style>
+  <w:style w:type="character" w:styleId="Hyperlink">
+    <w:name w:val="Hyperlink"/>
+    <w:basedOn w:val="DefaultParagraphFont"/>
+    <w:uiPriority w:val="99"/>
+    <w:unhideWhenUsed/>
+    <w:rsid w:val="00844466"/>
+    <w:rPr>
+      <w:color w:val="0563C1" w:themeColor="hyperlink"/>
+      <w:u w:val="single"/>
+    </w:rPr>
+  </w:style>
+  <w:style w:type="character" w:styleId="UnresolvedMention">
+    <w:name w:val="Unresolved Mention"/>
+    <w:basedOn w:val="DefaultParagraphFont"/>
+    <w:uiPriority w:val="99"/>
+    <w:semiHidden/>
+    <w:unhideWhenUsed/>
+    <w:rsid w:val="00844466"/>
+    <w:rPr>
+      <w:color w:val="605E5C"/>
+      <w:shd w:val="clear" w:color="auto" w:fill="E1DFDD"/>
+    </w:rPr>
+  </w:style>
+  <w:style w:type="character" w:styleId="FollowedHyperlink">
+    <w:name w:val="FollowedHyperlink"/>
+    <w:basedOn w:val="DefaultParagraphFont"/>
+    <w:uiPriority w:val="99"/>
+    <w:semiHidden/>
+    <w:unhideWhenUsed/>
+    <w:rsid w:val="00844466"/>
+    <w:rPr>
+      <w:color w:val="954F72" w:themeColor="followedHyperlink"/>
+      <w:u w:val="single"/>
+    </w:rPr>
+  </w:style>
 </w:styles>
 </file>
 
